--- a/docs/plant_disease_report_KIIT.docx
+++ b/docs/plant_disease_report_KIIT.docx
@@ -177,7 +177,7 @@
         <w:rPr>
           <w:color w:val="000000"/>
         </w:rPr>
-        <w:t>[ROLL NUMBER]</w:t>
+        <w:t>2306341</w:t>
       </w:r>
     </w:p>
     <w:p>
@@ -205,7 +205,7 @@
           <w:bCs/>
           <w:color w:val="000000"/>
         </w:rPr>
-        <w:t>[GUIDE NAME]</w:t>
+        <w:t>Anjan Bandopadhyay</w:t>
       </w:r>
     </w:p>
     <w:p>
@@ -369,13 +369,31 @@
         <w:spacing w:after="40" w:line="360" w:lineRule="auto"/>
         <w:jc w:val="center"/>
       </w:pPr>
+      <w:proofErr w:type="gramStart"/>
       <w:r>
         <w:rPr>
           <w:b/>
           <w:bCs/>
           <w:color w:val="000000"/>
         </w:rPr>
-        <w:t>SREE HARSHITHA</w:t>
+        <w:t>P.</w:t>
+      </w:r>
+      <w:r>
+        <w:rPr>
+          <w:b/>
+          <w:bCs/>
+          <w:color w:val="000000"/>
+        </w:rPr>
+        <w:t>SREE</w:t>
+      </w:r>
+      <w:proofErr w:type="gramEnd"/>
+      <w:r>
+        <w:rPr>
+          <w:b/>
+          <w:bCs/>
+          <w:color w:val="000000"/>
+        </w:rPr>
+        <w:t xml:space="preserve"> HARSHITHA</w:t>
       </w:r>
     </w:p>
     <w:p>
@@ -387,7 +405,7 @@
         <w:rPr>
           <w:color w:val="000000"/>
         </w:rPr>
-        <w:t>[ROLL NUMBER]</w:t>
+        <w:t>2306341</w:t>
       </w:r>
     </w:p>
     <w:p>
@@ -435,7 +453,19 @@
         <w:rPr>
           <w:color w:val="000000"/>
         </w:rPr>
-        <w:t>([Guide Name])</w:t>
+        <w:t>(</w:t>
+      </w:r>
+      <w:r>
+        <w:rPr>
+          <w:color w:val="000000"/>
+        </w:rPr>
+        <w:t>Anjan Bandopadhyay</w:t>
+      </w:r>
+      <w:r>
+        <w:rPr>
+          <w:color w:val="000000"/>
+        </w:rPr>
+        <w:t>)</w:t>
       </w:r>
     </w:p>
     <w:p>
@@ -480,7 +510,19 @@
         <w:rPr>
           <w:color w:val="000000"/>
         </w:rPr>
-        <w:t>We are profoundly grateful to [GUIDE NAME] of School of Computer Engineering, KIIT University for expert guidance and continuous encouragement throughout to see that this project reaches its target since its commencement to its completion.</w:t>
+        <w:t xml:space="preserve">We are profoundly grateful to </w:t>
+      </w:r>
+      <w:r>
+        <w:rPr>
+          <w:color w:val="000000"/>
+        </w:rPr>
+        <w:t>Anjan Bandopadhyay</w:t>
+      </w:r>
+      <w:r>
+        <w:rPr>
+          <w:color w:val="000000"/>
+        </w:rPr>
+        <w:t xml:space="preserve"> of School of Computer Engineering, KIIT University for expert guidance and continuous encouragement throughout to see that this project reaches its target since its commencement to its completion.</w:t>
       </w:r>
     </w:p>
     <w:p>
@@ -3456,16 +3498,7 @@
         <w:t xml:space="preserve"> </w:t>
       </w:r>
       <w:r>
-        <w:t>(P</w:t>
-      </w:r>
-      <w:r>
-        <w:t>EP</w:t>
-      </w:r>
-      <w:r>
-        <w:t>)</w:t>
-      </w:r>
-      <w:r>
-        <w:t xml:space="preserve"> 8 Python style guide for code formatting and naming conventions</w:t>
+        <w:t>(PEP) 8 Python style guide for code formatting and naming conventions</w:t>
       </w:r>
     </w:p>
     <w:p>
@@ -5044,6 +5077,7 @@
   <w:style w:type="character" w:default="1" w:styleId="DefaultParagraphFont">
     <w:name w:val="Default Paragraph Font"/>
     <w:uiPriority w:val="1"/>
+    <w:semiHidden/>
     <w:unhideWhenUsed/>
   </w:style>
   <w:style w:type="table" w:default="1" w:styleId="TableNormal">

--- a/docs/plant_disease_report_KIIT.docx
+++ b/docs/plant_disease_report_KIIT.docx
@@ -376,15 +376,7 @@
           <w:bCs/>
           <w:color w:val="000000"/>
         </w:rPr>
-        <w:t>P.</w:t>
-      </w:r>
-      <w:r>
-        <w:rPr>
-          <w:b/>
-          <w:bCs/>
-          <w:color w:val="000000"/>
-        </w:rPr>
-        <w:t>SREE</w:t>
+        <w:t>P.SREE</w:t>
       </w:r>
       <w:proofErr w:type="gramEnd"/>
       <w:r>
@@ -2968,7 +2960,13 @@
               <w:jc w:val="center"/>
             </w:pPr>
             <w:r>
-              <w:t>~96%</w:t>
+              <w:t>~</w:t>
+            </w:r>
+            <w:r>
+              <w:t>74</w:t>
+            </w:r>
+            <w:r>
+              <w:t>%</w:t>
             </w:r>
           </w:p>
         </w:tc>
@@ -2994,7 +2992,7 @@
               <w:jc w:val="center"/>
             </w:pPr>
             <w:r>
-              <w:t>High</w:t>
+              <w:t>Moderate</w:t>
             </w:r>
           </w:p>
         </w:tc>
@@ -3020,7 +3018,7 @@
               <w:jc w:val="center"/>
             </w:pPr>
             <w:r>
-              <w:t>High</w:t>
+              <w:t>Moderate</w:t>
             </w:r>
           </w:p>
         </w:tc>
@@ -3046,7 +3044,7 @@
               <w:jc w:val="center"/>
             </w:pPr>
             <w:r>
-              <w:t>High</w:t>
+              <w:t>Moderate</w:t>
             </w:r>
           </w:p>
         </w:tc>
@@ -3100,7 +3098,13 @@
               <w:jc w:val="center"/>
             </w:pPr>
             <w:r>
-              <w:t>~93%</w:t>
+              <w:t>~</w:t>
+            </w:r>
+            <w:r>
+              <w:t>74</w:t>
+            </w:r>
+            <w:r>
+              <w:t>%</w:t>
             </w:r>
           </w:p>
         </w:tc>
@@ -3126,7 +3130,7 @@
               <w:jc w:val="center"/>
             </w:pPr>
             <w:r>
-              <w:t>High</w:t>
+              <w:t>Moderate</w:t>
             </w:r>
           </w:p>
         </w:tc>
@@ -3232,7 +3236,13 @@
               <w:jc w:val="center"/>
             </w:pPr>
             <w:r>
-              <w:t>~98%</w:t>
+              <w:t>~</w:t>
+            </w:r>
+            <w:r>
+              <w:t>92</w:t>
+            </w:r>
+            <w:r>
+              <w:t>%</w:t>
             </w:r>
           </w:p>
         </w:tc>
@@ -3258,7 +3268,7 @@
               <w:jc w:val="center"/>
             </w:pPr>
             <w:r>
-              <w:t>Highest</w:t>
+              <w:t>High</w:t>
             </w:r>
           </w:p>
         </w:tc>
@@ -3284,7 +3294,7 @@
               <w:jc w:val="center"/>
             </w:pPr>
             <w:r>
-              <w:t>Highest</w:t>
+              <w:t>High</w:t>
             </w:r>
           </w:p>
         </w:tc>
@@ -3310,7 +3320,7 @@
               <w:jc w:val="center"/>
             </w:pPr>
             <w:r>
-              <w:t>Highest</w:t>
+              <w:t>High</w:t>
             </w:r>
           </w:p>
         </w:tc>
@@ -3323,28 +3333,37 @@
     </w:p>
     <w:p>
       <w:pPr>
-        <w:spacing w:after="160" w:line="360" w:lineRule="auto"/>
-        <w:jc w:val="both"/>
-      </w:pPr>
-      <w:r>
-        <w:rPr>
-          <w:color w:val="000000"/>
-        </w:rPr>
-        <w:t>Key findings from result analysis: The Hybrid Stacking model outperformed both individual models. Prediction confidence on new sensor readings reached 98.51% (Healthy) and 98.85% (High Stress) as verified in notebook 08_</w:t>
-      </w:r>
-      <w:proofErr w:type="gramStart"/>
-      <w:r>
-        <w:rPr>
-          <w:color w:val="000000"/>
+        <w:pStyle w:val="Heading2"/>
+        <w:spacing w:before="240" w:after="160" w:line="360" w:lineRule="auto"/>
+      </w:pPr>
+      <w:r>
+        <w:rPr>
+          <w:b w:val="0"/>
+          <w:bCs w:val="0"/>
+          <w:sz w:val="24"/>
+          <w:szCs w:val="24"/>
+        </w:rPr>
+        <w:t>Key findings from result analysis: The Hybrid Stacking model outperformed both individual models. Prediction confidence on new sensor readings reached 91.67\% (overall test accuracy) as verified in notebook 08\_</w:t>
+      </w:r>
+      <w:proofErr w:type="spellStart"/>
+      <w:r>
+        <w:rPr>
+          <w:b w:val="0"/>
+          <w:bCs w:val="0"/>
+          <w:sz w:val="24"/>
+          <w:szCs w:val="24"/>
         </w:rPr>
         <w:t>prediction.ipynb</w:t>
       </w:r>
-      <w:proofErr w:type="gramEnd"/>
-      <w:r>
-        <w:rPr>
-          <w:color w:val="000000"/>
-        </w:rPr>
-        <w:t>. Chlorophyll Content and Electrochemical Signal were identified as the strongest predictors of plant stress via feature importance analysis.</w:t>
+      <w:proofErr w:type="spellEnd"/>
+      <w:r>
+        <w:rPr>
+          <w:b w:val="0"/>
+          <w:bCs w:val="0"/>
+          <w:sz w:val="24"/>
+          <w:szCs w:val="24"/>
+        </w:rPr>
+        <w:t>. Soil Moisture and Nitrogen Level were identified as the strongest predictors of plant stress via feature importance and SHAP analysis.</w:t>
       </w:r>
     </w:p>
     <w:p>
@@ -3352,13 +3371,8 @@
         <w:pStyle w:val="Heading2"/>
         <w:spacing w:before="240" w:after="160"/>
       </w:pPr>
-    </w:p>
-    <w:p>
-      <w:pPr>
-        <w:pStyle w:val="Heading2"/>
-        <w:spacing w:before="240" w:after="160"/>
-      </w:pPr>
-      <w:r>
+      <w:r>
+        <w:lastRenderedPageBreak/>
         <w:t>4.4 Quality Assurance</w:t>
       </w:r>
     </w:p>
